--- a/docs/paper.docx
+++ b/docs/paper.docx
@@ -4884,6 +4884,191 @@
       </w:pPr>
       <w:r>
         <w:t>Full reproduction: run 01_*.py, 06_*.py, 09_*.py to generate the corpora, then 02_*.py, 07_*.py, 10_*.py for benchmarks, then 03..11_*.py for analysis and plots.</w:t>
+      </w:r>
+    </w:p>
+    <w:p>
+      <w:r>
+        <w:br w:type="page"/>
+      </w:r>
+    </w:p>
+    <w:p>
+      <w:r>
+        <w:rPr>
+          <w:b/>
+        </w:rPr>
+        <w:t>Implementation Update Addendum (v0.9 Validation)</w:t>
+      </w:r>
+    </w:p>
+    <w:p>
+      <w:r>
+        <w:t>Date: 2026-05-09</w:t>
+      </w:r>
+    </w:p>
+    <w:p>
+      <w:r>
+        <w:t>This addendum documents the validation protocol now required for each project update. For every update, run the validation matrix and update both README and this paper addendum.</w:t>
+      </w:r>
+    </w:p>
+    <w:p>
+      <w:r>
+        <w:rPr>
+          <w:b/>
+        </w:rPr>
+        <w:t>Validation Scope (must be covered each update)</w:t>
+      </w:r>
+    </w:p>
+    <w:p>
+      <w:r>
+        <w:t>- Multiple corpus (synthetic + Silesia + optional external real dataset)</w:t>
+      </w:r>
+    </w:p>
+    <w:p>
+      <w:r>
+        <w:t>- Memory used (process-level RSS tracking)</w:t>
+      </w:r>
+    </w:p>
+    <w:p>
+      <w:r>
+        <w:t>- Real dataset behavior (directory-driven inputs)</w:t>
+      </w:r>
+    </w:p>
+    <w:p>
+      <w:r>
+        <w:t>- Multithreading scaling (1 thread vs N threads)</w:t>
+      </w:r>
+    </w:p>
+    <w:p>
+      <w:r>
+        <w:t>- Small files behavior (hundreds of sub-8 KB files)</w:t>
+      </w:r>
+    </w:p>
+    <w:p>
+      <w:r>
+        <w:t>- Incompressible data behavior (random data)</w:t>
+      </w:r>
+    </w:p>
+    <w:p>
+      <w:r>
+        <w:t>- Streaming behavior (chunked frame sequence round-trip)</w:t>
+      </w:r>
+    </w:p>
+    <w:p>
+      <w:r>
+        <w:t>- Latency (p50/p95 compression and decompression)</w:t>
+      </w:r>
+    </w:p>
+    <w:p>
+      <w:r>
+        <w:rPr>
+          <w:b/>
+        </w:rPr>
+        <w:t>Current Validation Artifacts</w:t>
+      </w:r>
+    </w:p>
+    <w:p>
+      <w:r>
+        <w:t>- Script: examples/validation_matrix.py</w:t>
+      </w:r>
+    </w:p>
+    <w:p>
+      <w:r>
+        <w:t>- Report: docs/validation_report.md</w:t>
+      </w:r>
+    </w:p>
+    <w:p>
+      <w:r>
+        <w:t>- Checklist: docs/TESTING.md</w:t>
+      </w:r>
+    </w:p>
+    <w:p>
+      <w:r>
+        <w:rPr>
+          <w:b/>
+        </w:rPr>
+        <w:t>Latest Snapshot (Level 9)</w:t>
+      </w:r>
+    </w:p>
+    <w:p>
+      <w:r>
+        <w:t>- Silesia blob ratio: 3.541 (zstd -9: 3.588)</w:t>
+      </w:r>
+    </w:p>
+    <w:p>
+      <w:r>
+        <w:t>- Compression throughput: 116 MB/s (zstd -9: 117 MB/s)</w:t>
+      </w:r>
+    </w:p>
+    <w:p>
+      <w:r>
+        <w:t>- Decompression throughput: 2046 MB/s (zstd -9: 1740 MB/s)</w:t>
+      </w:r>
+    </w:p>
+    <w:p>
+      <w:r>
+        <w:t>- Multithreading speedup (1T -&gt; 8T): 3.18x at same ratio</w:t>
+      </w:r>
+    </w:p>
+    <w:p>
+      <w:r>
+        <w:t>- Small files average latency: 0.042 ms per file</w:t>
+      </w:r>
+    </w:p>
+    <w:p>
+      <w:r>
+        <w:t>- 1 MB payload latency: compress p50=0.351 ms, p95=0.431 ms; decompress p50=0.090 ms, p95=0.116 ms</w:t>
+      </w:r>
+    </w:p>
+    <w:p/>
+    <w:p>
+      <w:r>
+        <w:rPr>
+          <w:b/>
+        </w:rPr>
+        <w:t>Validation Execution Update (2026-05-09 01:19)</w:t>
+      </w:r>
+    </w:p>
+    <w:p>
+      <w:r>
+        <w:t>Implemented executable system validation tests in tests/test_validation_matrix.py covering multiple corpus, memory used, real dataset, multithreading, small files, incompressible data, streaming, and latency.</w:t>
+      </w:r>
+    </w:p>
+    <w:p>
+      <w:r>
+        <w:t>Execution status: ALL PASS (roundtrip + validation suite).</w:t>
+      </w:r>
+    </w:p>
+    <w:p>
+      <w:r>
+        <w:t>Detailed metrics and dataset-level outputs are documented in docs/validation_report.md.</w:t>
+      </w:r>
+    </w:p>
+    <w:p/>
+    <w:p>
+      <w:r>
+        <w:rPr>
+          <w:b/>
+        </w:rPr>
+        <w:t>Level Sweep Update (OmniComp 1..22 vs zstd 1..22)</w:t>
+      </w:r>
+    </w:p>
+    <w:p>
+      <w:r>
+        <w:t>Executed same-condition sweeps and exported CSV/Markdown artifacts: docs/level_sweep.csv, docs/level_sweep.md, docs/level_sweep_xray.csv, docs/level_sweep_mixed.csv.</w:t>
+      </w:r>
+    </w:p>
+    <w:p>
+      <w:r>
+        <w:t>Silesia blob finding: OmniComp maintains systematically higher decompression speed than zstd at most levels, while ratio stays close (typically ~1-3% below zstd at same level).</w:t>
+      </w:r>
+    </w:p>
+    <w:p>
+      <w:r>
+        <w:t>Numeric-heavy x-ray finding: OmniComp is strongly superior in both ratio and decompression speed at all levels due to shuffle/predictor specialization.</w:t>
+      </w:r>
+    </w:p>
+    <w:p>
+      <w:r>
+        <w:t>NN/Transformer direction note: for this project objective (decompression-first), neural codecs are currently not competitive because decode compute is far higher than LZ-family decode. Mathematical entropy-model improvements are preferred over neural decode paths.</w:t>
       </w:r>
     </w:p>
     <w:sectPr>

--- a/docs/paper.docx
+++ b/docs/paper.docx
@@ -5069,6 +5069,121 @@
     <w:p>
       <w:r>
         <w:t>NN/Transformer direction note: for this project objective (decompression-first), neural codecs are currently not competitive because decode compute is far higher than LZ-family decode. Mathematical entropy-model improvements are preferred over neural decode paths.</w:t>
+      </w:r>
+    </w:p>
+    <w:p>
+      <w:pPr>
+        <w:pStyle w:val="Heading1"/>
+      </w:pPr>
+      <w:r>
+        <w:t>Niche laboratory: byte-level entropy and autocorrelation</w:t>
+      </w:r>
+    </w:p>
+    <w:p>
+      <w:r>
+        <w:t>This addendum documents offline experiments motivated by weak Silesia per-file cases (notably mr and sao) and a strong control (x-ray). The goal was to relate pipeline/detector signals to residual structure the generic LZ stage may miss.</w:t>
+      </w:r>
+    </w:p>
+    <w:p>
+      <w:r>
+        <w:t>Method (offline, not shipped in the codec): on an early prefix of each file (order of a few MiB), we estimated Shannon entropy H in bits per byte on raw bytes; normalized lag-k byte autocorrelation rho(k) for several strides k; and H on an even-byte-aligned first-order int16 delta stream (little-endian differences b[2i+1:2i+3] interpreted as int16, then unsigned bytes of the residual). The production detector (detector.c) already combines a byte histogram, H, ASCII/bracket cues, and fixed-lag autocorrelation at k in {2,4,8,16,20} in one pass, with 16 KiB stratified subsampling for large blocks—so any extra lags discussed here are research probes beyond the current fixed set.</w:t>
+      </w:r>
+    </w:p>
+    <w:p>
+      <w:pPr>
+        <w:pStyle w:val="Heading2"/>
+      </w:pPr>
+      <w:r>
+        <w:t>Findings (qualitative + benchmark cross-check)</w:t>
+      </w:r>
+    </w:p>
+    <w:p>
+      <w:pPr>
+        <w:pStyle w:val="ListParagraph"/>
+      </w:pPr>
+      <w:r>
+        <w:t>mr (medical float32 stack): raw H is moderate (~3.45 b/B on a 2 MiB prefix) and rho(2) is large (~0.65), consistent with int16-like pairing in the byte stream. First-order int16 delta still leaves a high absolute entropy (~3.06 b/B in our probe) but removes ~0.39 b/B versus the same-length raw window, i.e. measurable smoothness in a fixed int16 view—exactly the regime where specialised predictors/shuffles can help. Silesia CSV (single-thread sweep) matches a mixed story: OmniComp can beat zstd on ratio at low levels (e.g. level 1: about +5.7% ratio vs zstd) at the cost of much higher compression time (~+79%); at high levels OmniComp trails zstd slightly on ratio (e.g. level 22 about -1.6%) while decompression remains close. This is an honest “win some / lose some” niche: structure is there, but the pipeline must not pay too much transform work on every block.</w:t>
+      </w:r>
+    </w:p>
+    <w:p>
+      <w:pPr>
+        <w:pStyle w:val="ListParagraph"/>
+      </w:pPr>
+      <w:r>
+        <w:t>sao (sunspot telemetry): raw H is very high (~7.46 b/B), i.e. almost byte-uniform at first order. Short-lag rho(k) for k in {2,4,8,16,20} stays near zero, so the current fixed autocorrelation set does not flag obvious periodicity. A coarser probe still finds non-trivial rho(28) (~0.21), suggesting a possible ~28-byte instrument cadence that is invisible to the hard-coded small-lag set. Blind int16 delta on this file increases H (harmful), so any delta/shuffle path must be gated—e.g. only when a transform provably lowers block entropy. Benchmarks: OmniComp stays within roughly a few tenths of a percent below zstd on ratio across levels while decompression speed is competitive or better—no dramatic failure, but also no easy win.</w:t>
+      </w:r>
+    </w:p>
+    <w:p>
+      <w:pPr>
+        <w:pStyle w:val="ListParagraph"/>
+      </w:pPr>
+      <w:r>
+        <w:t>x-ray (16-bit tomography): int16 delta removes about ~1.49 b/B of Shannon uncertainty in our probe (raw ~6.29 b/B to residual-stream ~4.79 b/B on a 2 MiB prefix), aligning with strong spatial smoothness. Per-file benchmarks show large ratio advantages for OmniComp over zstd (single-thread sweep: roughly +8% to +39% depending on level) with faster decompression—this is the clearest positive control that numeric/shuffle specialisation matches measurable byte-level predictability.</w:t>
+      </w:r>
+    </w:p>
+    <w:p>
+      <w:pPr>
+        <w:pStyle w:val="Heading2"/>
+      </w:pPr>
+      <w:r>
+        <w:t>Takeaways and negative results</w:t>
+      </w:r>
+    </w:p>
+    <w:p>
+      <w:r>
+        <w:t>Positive: coupling simple byte-level probes (H, rho(k), delta-H) with Silesia per-file tables explains why x-ray is an easy win and why mr is “structurally rich” but sensitive to speed/ratio trade-offs.</w:t>
+      </w:r>
+    </w:p>
+    <w:p>
+      <w:r>
+        <w:t>Negative / cautionary: high H plus weak short-lag autocorrelation does not mean “no structure”; sao shows that missing lags in the detector can hide real periodicities. Applying int16 delta without a guard is a demonstrably bad idea on sao-like data.</w:t>
+      </w:r>
+    </w:p>
+    <w:p>
+      <w:r>
+        <w:t>Engineering directions implied by this lab (not all implemented): extend autocorrelation beyond the fixed {2,4,8,16,20} set with a few cheap extra lags or a short bounded scan; only enable numeric transforms when a block-level statistic shows entropy reduction; keep reporting both ratio and comp/decomp time per corpus file to avoid overfitting to a single headline metric.</w:t>
+      </w:r>
+    </w:p>
+    <w:p>
+      <w:pPr>
+        <w:pStyle w:val="Heading2"/>
+      </w:pPr>
+      <w:r>
+        <w:t>Silesia blob: global metrics (multicore)</w:t>
+      </w:r>
+    </w:p>
+    <w:p>
+      <w:r>
+        <w:t>For end-to-end “global” comparisons we use the concatenated Silesia corpus (~202 MiB) at the same numeric level for zstd and OmniComp. With eight compression threads (zstd ``--threads 8``; OmniComp ``n_threads=8``), decompression remains single-threaded in both stacks—so decompression MB/s is the headline decode speed. A fresh run (best-of-2 wall times per side, isolated child processes) produced the following blob-level deltas (OmniComp vs zstd): ratio about -0.18% to -1.93% across levels 1,3,9,12,15,22; decompression throughput about +10% to +29% in favour of OmniComp on this machine. Compression wall time is mixed (Omni much faster at L22 thanks to parallel blocks; slower at L1 on this run). Per-file tables in ``docs/silesia_per_file_8t.csv`` explain which members drag ratio (e.g. ``mozilla``, ``webster``) versus where numeric niches dominate (``x-ray``).</w:t>
+      </w:r>
+    </w:p>
+    <w:p>
+      <w:r>
+        <w:t>Pipeline experiment (ratio-oriented, rebuilt and re-benchmarked): the embedded detector still uses fixed byte autocorrelation lags {2,4,8,16,20}; offline probes showed ``sao`` can exhibit strong correlation at lag 28 while short lags stay flat, so the detector cannot yet express that periodicity as a shuffle niche. ``pipeline.c`` was tightened so the competitive cascade compares plain zstd when a specialised codec leaves more than ~88% of the raw block size (previously ~90%), and the “predictor clearly won” skip under smart cascade now requires output below ~30% of raw size (previously ~40%). After rebuilding ``libomnicomp_pipeline.{so,dylib}`` and re-running the full eight-thread Silesia blob sweep, ``docs/silesia_vs_zstd_metrics_8t.csv`` matches the prior headline ratios to six decimal places—on this corpus the threshold change sits below the blob-level rounding (or is offset by noise); wall-clock decompression MB/s still shows a clear OmniComp advantage. Further ratio gains likely need structural features (e.g. an explicit ~28-byte stride path with aligned block policy), not only cascade tuning.</w:t>
+      </w:r>
+    </w:p>
+    <w:p>
+      <w:pPr>
+        <w:pStyle w:val="ListParagraph"/>
+      </w:pPr>
+      <w:r>
+        <w:t>Good: decompression-first goal is met on the blob—OmniComp decode is systematically faster than zstd at the same level in the 8-thread sweep.</w:t>
+      </w:r>
+    </w:p>
+    <w:p>
+      <w:pPr>
+        <w:pStyle w:val="ListParagraph"/>
+      </w:pPr>
+      <w:r>
+        <w:t>Bad: aggregate compression ratio on the full blob still trails zstd by roughly 0.2–2 percentage points depending on level; text-heavy files remain the hard region for niche transforms.</w:t>
+      </w:r>
+    </w:p>
+    <w:p>
+      <w:pPr>
+        <w:pStyle w:val="ListParagraph"/>
+      </w:pPr>
+      <w:r>
+        <w:t>Byte-level diagnosis (see “Niche laboratory” above): ``x-ray`` shows large entropy reduction under int16-delta probes and strong benchmark wins; ``mr`` shows moderate delta gain with mixed ratio vs zstd by level; ``sao`` shows high byte entropy and harmful blind int16 delta—any future stride-28 machinery must be size-aligned and gated.</w:t>
       </w:r>
     </w:p>
     <w:sectPr>
